--- a/downloads/teacher/05 Materials/Unit 01/Handouts/Handout 01.04 - Kitchen Safety Contract Template.docx
+++ b/downloads/teacher/05 Materials/Unit 01/Handouts/Handout 01.04 - Kitchen Safety Contract Template.docx
@@ -617,116 +617,6 @@
         </w:rPr>
         <w:t xml:space="preserve">Start</w:t>
       </w:r>
-      <w:r>
-        <w:t xml:space="preserve"> </w:t>
-      </w:r>
-      <w:r>
-        <w:t xml:space="preserve">1. Hair tied back.</w:t>
-      </w:r>
-      <w:r>
-        <w:t xml:space="preserve"> </w:t>
-      </w:r>
-      <w:r>
-        <w:t xml:space="preserve">2. Sleeves pushed up.</w:t>
-      </w:r>
-      <w:r>
-        <w:t xml:space="preserve"> </w:t>
-      </w:r>
-      <w:r>
-        <w:t xml:space="preserve">3. Wash hands: wet, soap, scrub 20 seconds, rinse, dry with a paper towel, faucet off with the towel.</w:t>
-      </w:r>
-      <w:r>
-        <w:t xml:space="preserve"> </w:t>
-      </w:r>
-      <w:r>
-        <w:t xml:space="preserve">4. Sanitize the surfaces: spray, wait, wipe with a clean cloth.</w:t>
-      </w:r>
-    </w:p>
-    <w:p>
-      <w:pPr>
-        <w:pStyle w:val="BodyText"/>
-      </w:pPr>
-      <w:r>
-        <w:rPr>
-          <w:b/>
-        </w:rPr>
-        <w:t xml:space="preserve">During</w:t>
-      </w:r>
-      <w:r>
-        <w:t xml:space="preserve"> </w:t>
-      </w:r>
-      <w:r>
-        <w:t xml:space="preserve">5. Clean as you go: the counter is clear before the next step, and nothing sits in the sink.</w:t>
-      </w:r>
-    </w:p>
-    <w:p>
-      <w:pPr>
-        <w:pStyle w:val="BodyText"/>
-      </w:pPr>
-      <w:r>
-        <w:rPr>
-          <w:b/>
-        </w:rPr>
-        <w:t xml:space="preserve">End</w:t>
-      </w:r>
-      <w:r>
-        <w:t xml:space="preserve"> </w:t>
-      </w:r>
-      <w:r>
-        <w:t xml:space="preserve">6. Station check before dismissal. The teacher checks the station against this list before anyone leaves:</w:t>
-      </w:r>
-      <w:r>
-        <w:t xml:space="preserve"> </w:t>
-      </w:r>
-      <w:r>
-        <w:t xml:space="preserve">- Counter wiped and sanitized</w:t>
-      </w:r>
-      <w:r>
-        <w:t xml:space="preserve"> </w:t>
-      </w:r>
-      <w:r>
-        <w:t xml:space="preserve">- Sink empty and wiped</w:t>
-      </w:r>
-      <w:r>
-        <w:t xml:space="preserve"> </w:t>
-      </w:r>
-      <w:r>
-        <w:t xml:space="preserve">- Stove off and wiped</w:t>
-      </w:r>
-      <w:r>
-        <w:t xml:space="preserve"> </w:t>
-      </w:r>
-      <w:r>
-        <w:t xml:space="preserve">- Towels hung, sponges rinsed</w:t>
-      </w:r>
-      <w:r>
-        <w:t xml:space="preserve"> </w:t>
-      </w:r>
-      <w:r>
-        <w:t xml:space="preserve">- Trash in the can, recycling in the bin</w:t>
-      </w:r>
-      <w:r>
-        <w:t xml:space="preserve"> </w:t>
-      </w:r>
-      <w:r>
-        <w:t xml:space="preserve">- Tools washed, dried, put away</w:t>
-      </w:r>
-      <w:r>
-        <w:t xml:space="preserve"> </w:t>
-      </w:r>
-      <w:r>
-        <w:t xml:space="preserve">- Chairs in</w:t>
-      </w:r>
-    </w:p>
-    <w:p>
-      <w:pPr>
-        <w:pStyle w:val="Heading2"/>
-      </w:pPr>
-      <w:bookmarkStart w:id="25" w:name="the-rules-that-come-from-me-not-the-vote"/>
-      <w:r>
-        <w:t xml:space="preserve">The rules that come from me, not the vote</w:t>
-      </w:r>
-      <w:bookmarkEnd w:id="25"/>
     </w:p>
     <w:p>
       <w:pPr>
@@ -737,7 +627,7 @@
         <w:pStyle w:val="Compact"/>
       </w:pPr>
       <w:r>
-        <w:t xml:space="preserve">No sharp knives in this course. Butter knives and kitchen shears only. Shears go point down in the bin.</w:t>
+        <w:t xml:space="preserve">Hair tied back.</w:t>
       </w:r>
     </w:p>
     <w:p>
@@ -749,7 +639,7 @@
         <w:pStyle w:val="Compact"/>
       </w:pPr>
       <w:r>
-        <w:t xml:space="preserve">I open and close the oven door. I drain the pasta. I handle any pot of boiling water.</w:t>
+        <w:t xml:space="preserve">Sleeves pushed up.</w:t>
       </w:r>
     </w:p>
     <w:p>
@@ -761,7 +651,7 @@
         <w:pStyle w:val="Compact"/>
       </w:pPr>
       <w:r>
-        <w:t xml:space="preserve">No frying. We cook on the stovetop and in the oven, and we use pre-cooked meat.</w:t>
+        <w:t xml:space="preserve">Wash hands: wet, soap, scrub 20 seconds, rinse, dry with a paper towel, faucet off with the towel.</w:t>
       </w:r>
     </w:p>
     <w:p>
@@ -773,50 +663,238 @@
         <w:pStyle w:val="Compact"/>
       </w:pPr>
       <w:r>
-        <w:t xml:space="preserve">Nothing on the stove that is not a pot. Pot handles turned in.</w:t>
+        <w:t xml:space="preserve">Sanitize the surfaces: spray, wait, wipe with a clean cloth.</w:t>
+      </w:r>
+    </w:p>
+    <w:p>
+      <w:pPr>
+        <w:pStyle w:val="FirstParagraph"/>
+      </w:pPr>
+      <w:r>
+        <w:rPr>
+          <w:b/>
+        </w:rPr>
+        <w:t xml:space="preserve">During</w:t>
       </w:r>
     </w:p>
     <w:p>
       <w:pPr>
         <w:numPr>
           <w:ilvl w:val="0"/>
-          <w:numId w:val="1001"/>
+          <w:numId w:val="1002"/>
         </w:numPr>
         <w:pStyle w:val="Compact"/>
       </w:pPr>
       <w:r>
-        <w:t xml:space="preserve">Dry mitts only.</w:t>
+        <w:t xml:space="preserve">Clean as you go: the counter is clear before the next step, and nothing sits in the sink.</w:t>
+      </w:r>
+    </w:p>
+    <w:p>
+      <w:pPr>
+        <w:pStyle w:val="FirstParagraph"/>
+      </w:pPr>
+      <w:r>
+        <w:rPr>
+          <w:b/>
+        </w:rPr>
+        <w:t xml:space="preserve">End</w:t>
       </w:r>
     </w:p>
     <w:p>
       <w:pPr>
         <w:numPr>
           <w:ilvl w:val="0"/>
-          <w:numId w:val="1001"/>
+          <w:numId w:val="1003"/>
         </w:numPr>
         <w:pStyle w:val="Compact"/>
       </w:pPr>
       <w:r>
-        <w:t xml:space="preserve">A grease fire gets a lid, not water. Then you get out and tell me.</w:t>
-      </w:r>
+        <w:t xml:space="preserve">Station check before dismissal. The teacher checks the station against this list before anyone leaves:</w:t>
+      </w:r>
+    </w:p>
+    <w:p>
+      <w:pPr>
+        <w:numPr>
+          <w:ilvl w:val="1"/>
+          <w:numId w:val="1004"/>
+        </w:numPr>
+        <w:pStyle w:val="Compact"/>
+      </w:pPr>
+      <w:r>
+        <w:t xml:space="preserve">Counter wiped and sanitized</w:t>
+      </w:r>
+    </w:p>
+    <w:p>
+      <w:pPr>
+        <w:numPr>
+          <w:ilvl w:val="1"/>
+          <w:numId w:val="1004"/>
+        </w:numPr>
+        <w:pStyle w:val="Compact"/>
+      </w:pPr>
+      <w:r>
+        <w:t xml:space="preserve">Sink empty and wiped</w:t>
+      </w:r>
+    </w:p>
+    <w:p>
+      <w:pPr>
+        <w:numPr>
+          <w:ilvl w:val="1"/>
+          <w:numId w:val="1004"/>
+        </w:numPr>
+        <w:pStyle w:val="Compact"/>
+      </w:pPr>
+      <w:r>
+        <w:t xml:space="preserve">Stove off and wiped</w:t>
+      </w:r>
+    </w:p>
+    <w:p>
+      <w:pPr>
+        <w:numPr>
+          <w:ilvl w:val="1"/>
+          <w:numId w:val="1004"/>
+        </w:numPr>
+        <w:pStyle w:val="Compact"/>
+      </w:pPr>
+      <w:r>
+        <w:t xml:space="preserve">Towels hung, sponges rinsed</w:t>
+      </w:r>
+    </w:p>
+    <w:p>
+      <w:pPr>
+        <w:numPr>
+          <w:ilvl w:val="1"/>
+          <w:numId w:val="1004"/>
+        </w:numPr>
+        <w:pStyle w:val="Compact"/>
+      </w:pPr>
+      <w:r>
+        <w:t xml:space="preserve">Trash in the can, recycling in the bin</w:t>
+      </w:r>
+    </w:p>
+    <w:p>
+      <w:pPr>
+        <w:numPr>
+          <w:ilvl w:val="1"/>
+          <w:numId w:val="1004"/>
+        </w:numPr>
+        <w:pStyle w:val="Compact"/>
+      </w:pPr>
+      <w:r>
+        <w:t xml:space="preserve">Tools washed, dried, put away</w:t>
+      </w:r>
+    </w:p>
+    <w:p>
+      <w:pPr>
+        <w:numPr>
+          <w:ilvl w:val="1"/>
+          <w:numId w:val="1004"/>
+        </w:numPr>
+        <w:pStyle w:val="Compact"/>
+      </w:pPr>
+      <w:r>
+        <w:t xml:space="preserve">Chairs in</w:t>
+      </w:r>
+    </w:p>
+    <w:p>
+      <w:pPr>
+        <w:pStyle w:val="Heading2"/>
+      </w:pPr>
+      <w:bookmarkStart w:id="25" w:name="the-rules-that-come-from-me-not-the-vote"/>
+      <w:r>
+        <w:t xml:space="preserve">The rules that come from me, not the vote</w:t>
+      </w:r>
+      <w:bookmarkEnd w:id="25"/>
     </w:p>
     <w:p>
       <w:pPr>
         <w:numPr>
           <w:ilvl w:val="0"/>
-          <w:numId w:val="1001"/>
+          <w:numId w:val="1005"/>
         </w:numPr>
         <w:pStyle w:val="Compact"/>
       </w:pPr>
       <w:r>
-        <w:t xml:space="preserve">A burn gets cool running water for 10 minutes. A cut gets pressure and a raised hand. Both get me, right away.</w:t>
+        <w:t xml:space="preserve">No sharp knives in this course. Butter knives and kitchen shears only. Shears go point down in the bin.</w:t>
       </w:r>
     </w:p>
     <w:p>
       <w:pPr>
         <w:numPr>
           <w:ilvl w:val="0"/>
-          <w:numId w:val="1001"/>
+          <w:numId w:val="1005"/>
+        </w:numPr>
+        <w:pStyle w:val="Compact"/>
+      </w:pPr>
+      <w:r>
+        <w:t xml:space="preserve">I open and close the oven door. I drain the pasta. I handle any pot of boiling water.</w:t>
+      </w:r>
+    </w:p>
+    <w:p>
+      <w:pPr>
+        <w:numPr>
+          <w:ilvl w:val="0"/>
+          <w:numId w:val="1005"/>
+        </w:numPr>
+        <w:pStyle w:val="Compact"/>
+      </w:pPr>
+      <w:r>
+        <w:t xml:space="preserve">No frying. We cook on the stovetop and in the oven, and we use pre-cooked meat.</w:t>
+      </w:r>
+    </w:p>
+    <w:p>
+      <w:pPr>
+        <w:numPr>
+          <w:ilvl w:val="0"/>
+          <w:numId w:val="1005"/>
+        </w:numPr>
+        <w:pStyle w:val="Compact"/>
+      </w:pPr>
+      <w:r>
+        <w:t xml:space="preserve">Nothing on the stove that is not a pot. Pot handles turned in.</w:t>
+      </w:r>
+    </w:p>
+    <w:p>
+      <w:pPr>
+        <w:numPr>
+          <w:ilvl w:val="0"/>
+          <w:numId w:val="1005"/>
+        </w:numPr>
+        <w:pStyle w:val="Compact"/>
+      </w:pPr>
+      <w:r>
+        <w:t xml:space="preserve">Dry mitts only.</w:t>
+      </w:r>
+    </w:p>
+    <w:p>
+      <w:pPr>
+        <w:numPr>
+          <w:ilvl w:val="0"/>
+          <w:numId w:val="1005"/>
+        </w:numPr>
+        <w:pStyle w:val="Compact"/>
+      </w:pPr>
+      <w:r>
+        <w:t xml:space="preserve">A grease fire gets a lid, not water. Then you get out and tell me.</w:t>
+      </w:r>
+    </w:p>
+    <w:p>
+      <w:pPr>
+        <w:numPr>
+          <w:ilvl w:val="0"/>
+          <w:numId w:val="1005"/>
+        </w:numPr>
+        <w:pStyle w:val="Compact"/>
+      </w:pPr>
+      <w:r>
+        <w:t xml:space="preserve">A burn gets cool running water for 10 minutes. A cut gets pressure and a raised hand. Both get me, right away.</w:t>
+      </w:r>
+    </w:p>
+    <w:p>
+      <w:pPr>
+        <w:numPr>
+          <w:ilvl w:val="0"/>
+          <w:numId w:val="1005"/>
         </w:numPr>
         <w:pStyle w:val="Compact"/>
       </w:pPr>
@@ -1529,8 +1607,344 @@
       </w:pPr>
     </w:lvl>
   </w:abstractNum>
+  <w:abstractNum w:abstractNumId="99411">
+    <w:nsid w:val="ea454b4c"/>
+    <w:multiLevelType w:val="multilevel"/>
+    <w:lvl w:ilvl="0">
+      <w:start w:val="1"/>
+      <w:numFmt w:val="decimal"/>
+      <w:lvlText w:val="%1."/>
+      <w:lvlJc w:val="left"/>
+      <w:pPr>
+        <w:tabs>
+          <w:tab w:val="num" w:pos="0"/>
+        </w:tabs>
+        <w:ind w:left="480" w:hanging="480"/>
+      </w:pPr>
+    </w:lvl>
+    <w:lvl w:ilvl="1">
+      <w:start w:val="1"/>
+      <w:numFmt w:val="decimal"/>
+      <w:lvlText w:val="%2."/>
+      <w:lvlJc w:val="left"/>
+      <w:pPr>
+        <w:tabs>
+          <w:tab w:val="num" w:pos="720"/>
+        </w:tabs>
+        <w:ind w:left="1200" w:hanging="480"/>
+      </w:pPr>
+    </w:lvl>
+    <w:lvl w:ilvl="2">
+      <w:start w:val="1"/>
+      <w:numFmt w:val="decimal"/>
+      <w:lvlText w:val="%3."/>
+      <w:lvlJc w:val="left"/>
+      <w:pPr>
+        <w:tabs>
+          <w:tab w:val="num" w:pos="1440"/>
+        </w:tabs>
+        <w:ind w:left="1920" w:hanging="480"/>
+      </w:pPr>
+    </w:lvl>
+    <w:lvl w:ilvl="3">
+      <w:start w:val="1"/>
+      <w:numFmt w:val="decimal"/>
+      <w:lvlText w:val="%4."/>
+      <w:lvlJc w:val="left"/>
+      <w:pPr>
+        <w:tabs>
+          <w:tab w:val="num" w:pos="2160"/>
+        </w:tabs>
+        <w:ind w:left="2640" w:hanging="480"/>
+      </w:pPr>
+    </w:lvl>
+    <w:lvl w:ilvl="4">
+      <w:start w:val="1"/>
+      <w:numFmt w:val="decimal"/>
+      <w:lvlText w:val="%5."/>
+      <w:lvlJc w:val="left"/>
+      <w:pPr>
+        <w:tabs>
+          <w:tab w:val="num" w:pos="2880"/>
+        </w:tabs>
+        <w:ind w:left="3360" w:hanging="480"/>
+      </w:pPr>
+    </w:lvl>
+    <w:lvl w:ilvl="5">
+      <w:start w:val="1"/>
+      <w:numFmt w:val="decimal"/>
+      <w:lvlText w:val="%6."/>
+      <w:lvlJc w:val="left"/>
+      <w:pPr>
+        <w:tabs>
+          <w:tab w:val="num" w:pos="3600"/>
+        </w:tabs>
+        <w:ind w:left="4080" w:hanging="480"/>
+      </w:pPr>
+    </w:lvl>
+    <w:lvl w:ilvl="6">
+      <w:start w:val="1"/>
+      <w:numFmt w:val="decimal"/>
+      <w:lvlText w:val="%7."/>
+      <w:lvlJc w:val="left"/>
+      <w:pPr>
+        <w:tabs>
+          <w:tab w:val="num" w:pos="4320"/>
+        </w:tabs>
+        <w:ind w:left="4800" w:hanging="480"/>
+      </w:pPr>
+    </w:lvl>
+    <w:lvl w:ilvl="7">
+      <w:start w:val="1"/>
+      <w:numFmt w:val="decimal"/>
+      <w:lvlText w:val="%8."/>
+      <w:lvlJc w:val="left"/>
+      <w:pPr>
+        <w:tabs>
+          <w:tab w:val="num" w:pos="5040"/>
+        </w:tabs>
+        <w:ind w:left="5520" w:hanging="480"/>
+      </w:pPr>
+    </w:lvl>
+    <w:lvl w:ilvl="8">
+      <w:start w:val="1"/>
+      <w:numFmt w:val="decimal"/>
+      <w:lvlText w:val="%9."/>
+      <w:lvlJc w:val="left"/>
+      <w:pPr>
+        <w:tabs>
+          <w:tab w:val="num" w:pos="5760"/>
+        </w:tabs>
+        <w:ind w:left="6240" w:hanging="480"/>
+      </w:pPr>
+    </w:lvl>
+  </w:abstractNum>
+  <w:abstractNum w:abstractNumId="99415">
+    <w:nsid w:val="71315dca"/>
+    <w:multiLevelType w:val="multilevel"/>
+    <w:lvl w:ilvl="0">
+      <w:start w:val="5"/>
+      <w:numFmt w:val="decimal"/>
+      <w:lvlText w:val="%1."/>
+      <w:lvlJc w:val="left"/>
+      <w:pPr>
+        <w:tabs>
+          <w:tab w:val="num" w:pos="0"/>
+        </w:tabs>
+        <w:ind w:left="480" w:hanging="480"/>
+      </w:pPr>
+    </w:lvl>
+    <w:lvl w:ilvl="1">
+      <w:start w:val="5"/>
+      <w:numFmt w:val="decimal"/>
+      <w:lvlText w:val="%2."/>
+      <w:lvlJc w:val="left"/>
+      <w:pPr>
+        <w:tabs>
+          <w:tab w:val="num" w:pos="720"/>
+        </w:tabs>
+        <w:ind w:left="1200" w:hanging="480"/>
+      </w:pPr>
+    </w:lvl>
+    <w:lvl w:ilvl="2">
+      <w:start w:val="5"/>
+      <w:numFmt w:val="decimal"/>
+      <w:lvlText w:val="%3."/>
+      <w:lvlJc w:val="left"/>
+      <w:pPr>
+        <w:tabs>
+          <w:tab w:val="num" w:pos="1440"/>
+        </w:tabs>
+        <w:ind w:left="1920" w:hanging="480"/>
+      </w:pPr>
+    </w:lvl>
+    <w:lvl w:ilvl="3">
+      <w:start w:val="5"/>
+      <w:numFmt w:val="decimal"/>
+      <w:lvlText w:val="%4."/>
+      <w:lvlJc w:val="left"/>
+      <w:pPr>
+        <w:tabs>
+          <w:tab w:val="num" w:pos="2160"/>
+        </w:tabs>
+        <w:ind w:left="2640" w:hanging="480"/>
+      </w:pPr>
+    </w:lvl>
+    <w:lvl w:ilvl="4">
+      <w:start w:val="5"/>
+      <w:numFmt w:val="decimal"/>
+      <w:lvlText w:val="%5."/>
+      <w:lvlJc w:val="left"/>
+      <w:pPr>
+        <w:tabs>
+          <w:tab w:val="num" w:pos="2880"/>
+        </w:tabs>
+        <w:ind w:left="3360" w:hanging="480"/>
+      </w:pPr>
+    </w:lvl>
+    <w:lvl w:ilvl="5">
+      <w:start w:val="5"/>
+      <w:numFmt w:val="decimal"/>
+      <w:lvlText w:val="%6."/>
+      <w:lvlJc w:val="left"/>
+      <w:pPr>
+        <w:tabs>
+          <w:tab w:val="num" w:pos="3600"/>
+        </w:tabs>
+        <w:ind w:left="4080" w:hanging="480"/>
+      </w:pPr>
+    </w:lvl>
+    <w:lvl w:ilvl="6">
+      <w:start w:val="5"/>
+      <w:numFmt w:val="decimal"/>
+      <w:lvlText w:val="%7."/>
+      <w:lvlJc w:val="left"/>
+      <w:pPr>
+        <w:tabs>
+          <w:tab w:val="num" w:pos="4320"/>
+        </w:tabs>
+        <w:ind w:left="4800" w:hanging="480"/>
+      </w:pPr>
+    </w:lvl>
+    <w:lvl w:ilvl="7">
+      <w:start w:val="5"/>
+      <w:numFmt w:val="decimal"/>
+      <w:lvlText w:val="%8."/>
+      <w:lvlJc w:val="left"/>
+      <w:pPr>
+        <w:tabs>
+          <w:tab w:val="num" w:pos="5040"/>
+        </w:tabs>
+        <w:ind w:left="5520" w:hanging="480"/>
+      </w:pPr>
+    </w:lvl>
+    <w:lvl w:ilvl="8">
+      <w:start w:val="5"/>
+      <w:numFmt w:val="decimal"/>
+      <w:lvlText w:val="%9."/>
+      <w:lvlJc w:val="left"/>
+      <w:pPr>
+        <w:tabs>
+          <w:tab w:val="num" w:pos="5760"/>
+        </w:tabs>
+        <w:ind w:left="6240" w:hanging="480"/>
+      </w:pPr>
+    </w:lvl>
+  </w:abstractNum>
+  <w:abstractNum w:abstractNumId="99416">
+    <w:nsid w:val="47261bad"/>
+    <w:multiLevelType w:val="multilevel"/>
+    <w:lvl w:ilvl="0">
+      <w:start w:val="6"/>
+      <w:numFmt w:val="decimal"/>
+      <w:lvlText w:val="%1."/>
+      <w:lvlJc w:val="left"/>
+      <w:pPr>
+        <w:tabs>
+          <w:tab w:val="num" w:pos="0"/>
+        </w:tabs>
+        <w:ind w:left="480" w:hanging="480"/>
+      </w:pPr>
+    </w:lvl>
+    <w:lvl w:ilvl="1">
+      <w:start w:val="6"/>
+      <w:numFmt w:val="decimal"/>
+      <w:lvlText w:val="%2."/>
+      <w:lvlJc w:val="left"/>
+      <w:pPr>
+        <w:tabs>
+          <w:tab w:val="num" w:pos="720"/>
+        </w:tabs>
+        <w:ind w:left="1200" w:hanging="480"/>
+      </w:pPr>
+    </w:lvl>
+    <w:lvl w:ilvl="2">
+      <w:start w:val="6"/>
+      <w:numFmt w:val="decimal"/>
+      <w:lvlText w:val="%3."/>
+      <w:lvlJc w:val="left"/>
+      <w:pPr>
+        <w:tabs>
+          <w:tab w:val="num" w:pos="1440"/>
+        </w:tabs>
+        <w:ind w:left="1920" w:hanging="480"/>
+      </w:pPr>
+    </w:lvl>
+    <w:lvl w:ilvl="3">
+      <w:start w:val="6"/>
+      <w:numFmt w:val="decimal"/>
+      <w:lvlText w:val="%4."/>
+      <w:lvlJc w:val="left"/>
+      <w:pPr>
+        <w:tabs>
+          <w:tab w:val="num" w:pos="2160"/>
+        </w:tabs>
+        <w:ind w:left="2640" w:hanging="480"/>
+      </w:pPr>
+    </w:lvl>
+    <w:lvl w:ilvl="4">
+      <w:start w:val="6"/>
+      <w:numFmt w:val="decimal"/>
+      <w:lvlText w:val="%5."/>
+      <w:lvlJc w:val="left"/>
+      <w:pPr>
+        <w:tabs>
+          <w:tab w:val="num" w:pos="2880"/>
+        </w:tabs>
+        <w:ind w:left="3360" w:hanging="480"/>
+      </w:pPr>
+    </w:lvl>
+    <w:lvl w:ilvl="5">
+      <w:start w:val="6"/>
+      <w:numFmt w:val="decimal"/>
+      <w:lvlText w:val="%6."/>
+      <w:lvlJc w:val="left"/>
+      <w:pPr>
+        <w:tabs>
+          <w:tab w:val="num" w:pos="3600"/>
+        </w:tabs>
+        <w:ind w:left="4080" w:hanging="480"/>
+      </w:pPr>
+    </w:lvl>
+    <w:lvl w:ilvl="6">
+      <w:start w:val="6"/>
+      <w:numFmt w:val="decimal"/>
+      <w:lvlText w:val="%7."/>
+      <w:lvlJc w:val="left"/>
+      <w:pPr>
+        <w:tabs>
+          <w:tab w:val="num" w:pos="4320"/>
+        </w:tabs>
+        <w:ind w:left="4800" w:hanging="480"/>
+      </w:pPr>
+    </w:lvl>
+    <w:lvl w:ilvl="7">
+      <w:start w:val="6"/>
+      <w:numFmt w:val="decimal"/>
+      <w:lvlText w:val="%8."/>
+      <w:lvlJc w:val="left"/>
+      <w:pPr>
+        <w:tabs>
+          <w:tab w:val="num" w:pos="5040"/>
+        </w:tabs>
+        <w:ind w:left="5520" w:hanging="480"/>
+      </w:pPr>
+    </w:lvl>
+    <w:lvl w:ilvl="8">
+      <w:start w:val="6"/>
+      <w:numFmt w:val="decimal"/>
+      <w:lvlText w:val="%9."/>
+      <w:lvlJc w:val="left"/>
+      <w:pPr>
+        <w:tabs>
+          <w:tab w:val="num" w:pos="5760"/>
+        </w:tabs>
+        <w:ind w:left="6240" w:hanging="480"/>
+      </w:pPr>
+    </w:lvl>
+  </w:abstractNum>
   <w:abstractNum w:abstractNumId="991">
-    <w:nsid w:val="ea454b4c"/>
+    <w:nsid w:val="b3cbbdee"/>
     <w:multiLevelType w:val="multilevel"/>
     <w:lvl w:ilvl="0">
       <w:numFmt w:val="bullet"/>
@@ -1636,6 +2050,99 @@
     <w:abstractNumId w:val="990"/>
   </w:num>
   <w:num w:numId="1001">
+    <w:abstractNumId w:val="99411"/>
+    <w:lvlOverride w:ilvl="0">
+      <w:startOverride w:val="1"/>
+    </w:lvlOverride>
+    <w:lvlOverride w:ilvl="1">
+      <w:startOverride w:val="1"/>
+    </w:lvlOverride>
+    <w:lvlOverride w:ilvl="2">
+      <w:startOverride w:val="1"/>
+    </w:lvlOverride>
+    <w:lvlOverride w:ilvl="3">
+      <w:startOverride w:val="1"/>
+    </w:lvlOverride>
+    <w:lvlOverride w:ilvl="4">
+      <w:startOverride w:val="1"/>
+    </w:lvlOverride>
+    <w:lvlOverride w:ilvl="5">
+      <w:startOverride w:val="1"/>
+    </w:lvlOverride>
+    <w:lvlOverride w:ilvl="6">
+      <w:startOverride w:val="1"/>
+    </w:lvlOverride>
+    <w:lvlOverride w:ilvl="7">
+      <w:startOverride w:val="1"/>
+    </w:lvlOverride>
+    <w:lvlOverride w:ilvl="8">
+      <w:startOverride w:val="1"/>
+    </w:lvlOverride>
+  </w:num>
+  <w:num w:numId="1002">
+    <w:abstractNumId w:val="99415"/>
+    <w:lvlOverride w:ilvl="0">
+      <w:startOverride w:val="5"/>
+    </w:lvlOverride>
+    <w:lvlOverride w:ilvl="1">
+      <w:startOverride w:val="5"/>
+    </w:lvlOverride>
+    <w:lvlOverride w:ilvl="2">
+      <w:startOverride w:val="5"/>
+    </w:lvlOverride>
+    <w:lvlOverride w:ilvl="3">
+      <w:startOverride w:val="5"/>
+    </w:lvlOverride>
+    <w:lvlOverride w:ilvl="4">
+      <w:startOverride w:val="5"/>
+    </w:lvlOverride>
+    <w:lvlOverride w:ilvl="5">
+      <w:startOverride w:val="5"/>
+    </w:lvlOverride>
+    <w:lvlOverride w:ilvl="6">
+      <w:startOverride w:val="5"/>
+    </w:lvlOverride>
+    <w:lvlOverride w:ilvl="7">
+      <w:startOverride w:val="5"/>
+    </w:lvlOverride>
+    <w:lvlOverride w:ilvl="8">
+      <w:startOverride w:val="5"/>
+    </w:lvlOverride>
+  </w:num>
+  <w:num w:numId="1003">
+    <w:abstractNumId w:val="99416"/>
+    <w:lvlOverride w:ilvl="0">
+      <w:startOverride w:val="6"/>
+    </w:lvlOverride>
+    <w:lvlOverride w:ilvl="1">
+      <w:startOverride w:val="6"/>
+    </w:lvlOverride>
+    <w:lvlOverride w:ilvl="2">
+      <w:startOverride w:val="6"/>
+    </w:lvlOverride>
+    <w:lvlOverride w:ilvl="3">
+      <w:startOverride w:val="6"/>
+    </w:lvlOverride>
+    <w:lvlOverride w:ilvl="4">
+      <w:startOverride w:val="6"/>
+    </w:lvlOverride>
+    <w:lvlOverride w:ilvl="5">
+      <w:startOverride w:val="6"/>
+    </w:lvlOverride>
+    <w:lvlOverride w:ilvl="6">
+      <w:startOverride w:val="6"/>
+    </w:lvlOverride>
+    <w:lvlOverride w:ilvl="7">
+      <w:startOverride w:val="6"/>
+    </w:lvlOverride>
+    <w:lvlOverride w:ilvl="8">
+      <w:startOverride w:val="6"/>
+    </w:lvlOverride>
+  </w:num>
+  <w:num w:numId="1004">
+    <w:abstractNumId w:val="991"/>
+  </w:num>
+  <w:num w:numId="1005">
     <w:abstractNumId w:val="991"/>
   </w:num>
 </w:numbering>

--- a/downloads/teacher/05 Materials/Unit 01/Handouts/Handout 01.04 - Kitchen Safety Contract Template.docx
+++ b/downloads/teacher/05 Materials/Unit 01/Handouts/Handout 01.04 - Kitchen Safety Contract Template.docx
@@ -951,15 +951,6 @@
       <w:r>
         <w:t xml:space="preserve">A note for families: your student helped write these rules. If you sign, you are saying you read them together. This page comes back to school and stays in your student’s FACS folder.</w:t>
       </w:r>
-      <w:r>
-        <w:t xml:space="preserve"> </w:t>
-      </w:r>
-      <w:r>
-        <w:rPr>
-          <w:rStyle w:val="TeacherNote"/>
-        </w:rPr>
-        <w:t xml:space="preserve">[Sal: add a line in Spanish, Turkish, and Portuguese here if you have the translations checked.]</w:t>
-      </w:r>
     </w:p>
     <w:p>
       <w:r>
@@ -975,17 +966,6 @@
         <w:t xml:space="preserve">Word bank for the routine</w:t>
       </w:r>
       <w:bookmarkEnd w:id="27"/>
-    </w:p>
-    <w:p>
-      <w:pPr>
-        <w:pStyle w:val="FirstParagraph"/>
-      </w:pPr>
-      <w:r>
-        <w:rPr>
-          <w:rStyle w:val="TeacherNote"/>
-        </w:rPr>
-        <w:t xml:space="preserve">[Check with a native speaker before printing.]</w:t>
-      </w:r>
     </w:p>
     <w:tbl>
       <w:tblPr>
